--- a/documents/Аннотация.docx
+++ b/documents/Аннотация.docx
@@ -34,10 +34,10 @@
         <w:t xml:space="preserve"> </w:t>
       </w:r>
       <w:r>
-        <w:t>Объем пояснительной записки 6</w:t>
+        <w:t xml:space="preserve">Объем пояснительной записки </w:t>
       </w:r>
       <w:r>
-        <w:t>7</w:t>
+        <w:t>74</w:t>
       </w:r>
       <w:r>
         <w:t xml:space="preserve"> страниц.</w:t>
